--- a/Decoupe/15_Marie.docx
+++ b/Decoupe/15_Marie.docx
@@ -224,7 +224,7 @@
           <w:sz w:val="24"/>
           <w:szCs w:val="24"/>
         </w:rPr>
-        <w:t>❧  💬 STATUT NARRATIF  ❧</w:t>
+        <w:t>❧  💬 COMMENT JOUER  ❧</w:t>
       </w:r>
     </w:p>
     <w:p>
@@ -237,7 +237,7 @@
           <w:b/>
           <w:bCs/>
         </w:rPr>
-        <w:t>Suspecte tertiaire</w:t>
+        <w:t/>
       </w:r>
       <w:r>
         <w:t xml:space="preserve"> — vous appartenez au « problème commun » : vous aussi aviez des lettres chez Léa que vous deviez vouloir récupérer. Vous êtes </w:t>

--- a/Decoupe/15_Marie.docx
+++ b/Decoupe/15_Marie.docx
@@ -64,7 +64,7 @@
         <w:jc w:val="both"/>
       </w:pPr>
       <w:r>
-        <w:t>Le contexte. Samedi 6 juin 2026, anniversaire des 30 ans de Lady Chloé. Vous êtes invité au Domaine des Beuhaies. Lady Chloé est rentrée seule à 18h00 et trouve Lady Léa de Pavy morte dans la dépendance — empoisonnée à la digitaline vers 17h25. Le jeu. Lady Chloé enquête seule pendant 1 heure. Sir Amaury est MJ. Vos observations se livrent en conversation, librement. Vos secrets se gardent — il faut un levier pour qu’ils sortent.</w:t>
+        <w:t>Le contexte. Samedi 6 juin 1925, anniversaire des 30 ans de Lady Chloé. Vous êtes invité au Domaine des Beuhaies. Lady Chloé est rentrée seule à 18h00 et trouve Lady Léa de Pavy morte dans la dépendance — empoisonnée à la digitaline vers 17h25. Le jeu. Lady Chloé enquête seule pendant 1 heure. Sir Amaury est MJ. Vos observations se livrent en conversation, librement. Vos secrets se gardent — il faut un levier pour qu’ils sortent.</w:t>
       </w:r>
     </w:p>
     <w:p>
@@ -325,7 +325,7 @@
         <w:t>Liaison active avec Léa depuis 6 mois.</w:t>
       </w:r>
       <w:r>
-        <w:t xml:space="preserve"> Aujourd’hui à 16h50, rendez-vous au potager avec elle. Elle vous a embrassée, vous l’avez embrassée. Vous vous êtes séparées vers 16h58. </w:t>
+        <w:t xml:space="preserve"> Aujourd’hui à 16h50, rendez-vous au potager avec elle. Elle vous a embrassée, vous l’avez embrassée. Vous vous êtes séparées vers 16h55. </w:t>
       </w:r>
       <w:r>
         <w:rPr>
@@ -961,7 +961,7 @@
                 <w:sz w:val="22"/>
                 <w:szCs w:val="22"/>
               </w:rPr>
-              <w:t>16h50 – 16h58</w:t>
+              <w:t>16h50 – 16h55</w:t>
             </w:r>
           </w:p>
         </w:tc>

--- a/Decoupe/15_Marie.docx
+++ b/Decoupe/15_Marie.docx
@@ -424,7 +424,7 @@
         <w:t>Témoignage clef</w:t>
       </w:r>
       <w:r>
-        <w:t xml:space="preserve"> (si Chloé interroge sur le couloir en Acte II) : « Du coin de l’œil pendant que je jouais, j’ai vu quelqu’un traverser le couloir vers 17h15-17h17, en direction du jardin. Je n’ai pas reconnu — j’étais sur un passage difficile. Mais quelqu’un est sorti. »</w:t>
+        <w:t xml:space="preserve"> (si Chloé interroge sur le couloir en Acte II) : « Du coin de l’œil pendant que je jouais, j’ai vu quelqu’un traverser le couloir vers 17h13-17h15, en direction du jardin. Je n’ai pas reconnu — j’étais sur un passage difficile. Mais quelqu’un est sorti. »</w:t>
       </w:r>
     </w:p>
     <w:p>

--- a/Decoupe/15_Marie.docx
+++ b/Decoupe/15_Marie.docx
@@ -421,10 +421,10 @@
           <w:b/>
           <w:bCs/>
         </w:rPr>
-        <w:t>Témoignage clef</w:t>
-      </w:r>
-      <w:r>
-        <w:t xml:space="preserve"> (si Chloé interroge sur le couloir en Acte II) : « Du coin de l’œil pendant que je jouais, j’ai vu quelqu’un traverser le couloir vers 17h13-17h15, en direction du jardin. Je n’ai pas reconnu — j’étais sur un passage difficile. Mais quelqu’un est sorti. »</w:t>
+        <w:t xml:space="preserve">Témoignage clef (si Chloé interroge sur le couloir en Acte II) : « Du coin de l’œil pendant que je jouais, j’ai vu une silhouette féminine — robe sombre, allure pressée — traverser le couloir vers 17h13-17h15, en direction du jardin. Je n’ai pas reconnu le visage, j’étais sur un passage difficile. Mais quelqu’un est sorti — une femme, j’en suis sûre. »</w:t>
+      </w:r>
+      <w:r>
+        <w:t xml:space="preserve"/>
       </w:r>
     </w:p>
     <w:p>

--- a/Decoupe/15_Marie.docx
+++ b/Decoupe/15_Marie.docx
@@ -1,6 +1,6 @@
 
 <file path=word/document.xml><?xml version="1.0" encoding="utf-8"?>
-<w:document xmlns:wpc="http://schemas.microsoft.com/office/word/2010/wordprocessingCanvas" xmlns:cx="http://schemas.microsoft.com/office/drawing/2014/chartex" xmlns:mc="http://schemas.openxmlformats.org/markup-compatibility/2006" xmlns:o="urn:schemas-microsoft-com:office:office" xmlns:r="http://schemas.openxmlformats.org/officeDocument/2006/relationships" xmlns:m="http://schemas.openxmlformats.org/officeDocument/2006/math" xmlns:v="urn:schemas-microsoft-com:vml" xmlns:wp14="http://schemas.microsoft.com/office/word/2010/wordprocessingDrawing" xmlns:wp="http://schemas.openxmlformats.org/drawingml/2006/wordprocessingDrawing" xmlns:w10="urn:schemas-microsoft-com:office:word" xmlns:w="http://schemas.openxmlformats.org/wordprocessingml/2006/main" xmlns:w14="http://schemas.microsoft.com/office/word/2010/wordml" xmlns:w15="http://schemas.microsoft.com/office/word/2012/wordml" xmlns:wpg="http://schemas.microsoft.com/office/word/2010/wordprocessingGroup" xmlns:wpi="http://schemas.microsoft.com/office/word/2010/wordprocessingInk" xmlns:wne="http://schemas.microsoft.com/office/word/2006/wordml" xmlns:wps="http://schemas.microsoft.com/office/word/2010/wordprocessingShape" mc:Ignorable="w14 w15 wp14">
+<w:document xmlns:ns1="http://schemas.openxmlformats.org/markup-compatibility/2006" xmlns:w="http://schemas.openxmlformats.org/wordprocessingml/2006/main" ns1:Ignorable="w14 w15 wp14">
   <w:body>
     <w:p>
       <w:pPr>
@@ -199,17 +199,17 @@
         <w:jc w:val="both"/>
       </w:pPr>
       <w:r>
-        <w:t xml:space="preserve">🤝 </w:t>
-      </w:r>
-      <w:r>
-        <w:rPr>
-          <w:b/>
-          <w:bCs/>
-        </w:rPr>
-        <w:t>Lady Romanette de Burlesque</w:t>
-      </w:r>
-      <w:r>
-        <w:t xml:space="preserve"> — lisait à côté du piano.</w:t>
+        <w:t xml:space="preserve">🤝 Mademoiselle Maëlys Bouchard — tournait les feuillets à côté du piano.</w:t>
+      </w:r>
+      <w:r>
+        <w:rPr>
+          <w:b/>
+          <w:bCs/>
+        </w:rPr>
+        <w:t/>
+      </w:r>
+      <w:r>
+        <w:t xml:space="preserve"/>
       </w:r>
     </w:p>
     <w:p>
@@ -405,10 +405,10 @@
           <w:b/>
           <w:bCs/>
         </w:rPr>
-        <w:t>Sur le piano</w:t>
-      </w:r>
-      <w:r>
-        <w:t xml:space="preserve"> : « Je jouais de 17h00 à 17h45. Alicia tournait les pages. Romanette lisait à côté. Lady Boulet de Myrtilles est passée vers 17h30. »</w:t>
+        <w:t xml:space="preserve">Sur le piano : « Je jouais de 17h00 à 17h45. Alicia tournait les pages. Maëlys tournait les feuillets à côté. Lady Boulet de Myrtilles est passée vers 17h30. »</w:t>
+      </w:r>
+      <w:r>
+        <w:t xml:space="preserve"/>
       </w:r>
     </w:p>
     <w:p>
@@ -495,10 +495,10 @@
           <w:b/>
           <w:bCs/>
         </w:rPr>
-        <w:t>Sur Lord Nicolas</w:t>
-      </w:r>
-      <w:r>
-        <w:t xml:space="preserve"> : « Il l’avait haïe ouvertement ce matin. Il était capable de beaucoup quand on touchait à sa plume. »</w:t>
+        <w:t xml:space="preserve">Sur Mademoiselle Lisa : « Elle a fait une scène à Léa devant tout le monde ce matin. Une jalousie pareille, ça peut mener loin. »</w:t>
+      </w:r>
+      <w:r>
+        <w:t xml:space="preserve"/>
       </w:r>
     </w:p>
     <w:p>
@@ -577,10 +577,10 @@
           <w:b/>
           <w:bCs/>
         </w:rPr>
-        <w:t>Sur le potager</w:t>
-      </w:r>
-      <w:r>
-        <w:t xml:space="preserve"> : si Chloé l’évoque (par Victoria ou Romanette) : niez d’abord. « Une amie d’enfance qui m’embrasse, ce n’est rien. » Si Chloé insiste : « Léa était mon amante. Depuis 6 mois. Je ne l’ai jamais quittée. Louis ne sait pas. »</w:t>
+        <w:t xml:space="preserve">Sur le potager : si Chloé l’évoque (par Victoria ou Maëlys) : niez d’abord. « Une amie d’enfance qui m’embrasse, ce n’est rien. » Si Chloé insiste : « Léa était mon amante. Depuis 6 mois. Je ne l’ai jamais quittée. Louis ne sait pas. »</w:t>
+      </w:r>
+      <w:r>
+        <w:t xml:space="preserve"/>
       </w:r>
     </w:p>
     <w:p>
@@ -1007,7 +1007,7 @@
                 <w:sz w:val="22"/>
                 <w:szCs w:val="22"/>
               </w:rPr>
-              <w:t>Rendez-vous avec Léa. Baiser. Lady Victoria voit. Lady Romanette voit Marie sortir.</w:t>
+              <w:t xml:space="preserve">Rendez-vous avec Léa. Baiser. Lady Victoria voit. Mademoiselle Maëlys Bouchard voit Marie sortir.</w:t>
             </w:r>
           </w:p>
         </w:tc>
@@ -1078,7 +1078,7 @@
                 <w:sz w:val="22"/>
                 <w:szCs w:val="22"/>
               </w:rPr>
-              <w:t>Vous jouez. Témoins : Lady Alicia, Lady Romanette, Lady Boulet de Myrtilles (passe vers 17h30).</w:t>
+              <w:t xml:space="preserve">Vous jouez. Témoins : Lady Alicia, Mademoiselle Maëlys Bouchard, Lady Boulet de Myrtilles (passe vers 17h30).</w:t>
             </w:r>
           </w:p>
         </w:tc>

--- a/Decoupe/15_Marie.docx
+++ b/Decoupe/15_Marie.docx
@@ -199,7 +199,7 @@
         <w:jc w:val="both"/>
       </w:pPr>
       <w:r>
-        <w:t xml:space="preserve">🤝 Mademoiselle Maëlys Bouchard — tournait les feuillets à côté du piano.</w:t>
+        <w:t xml:space="preserve">🤝 Mademoiselle Maëlys Bouchard — assise près du piano, observait tout.</w:t>
       </w:r>
       <w:r>
         <w:rPr>
@@ -405,7 +405,7 @@
           <w:b/>
           <w:bCs/>
         </w:rPr>
-        <w:t xml:space="preserve">Sur le piano : « Je jouais de 17h00 à 17h45. Alicia tournait les pages. Maëlys tournait les feuillets à côté. Lady Boulet de Myrtilles est passée vers 17h30. »</w:t>
+        <w:t xml:space="preserve">Sur le piano : « Je jouais de 17h00 à 17h45. Alicia tournait les pages. Maëlys lisait à côté. Lady Boulet de Myrtilles est passée vers 17h30. »</w:t>
       </w:r>
       <w:r>
         <w:t xml:space="preserve"/>

--- a/Decoupe/15_Marie.docx
+++ b/Decoupe/15_Marie.docx
@@ -405,7 +405,7 @@
           <w:b/>
           <w:bCs/>
         </w:rPr>
-        <w:t xml:space="preserve">Sur le piano : « Je jouais de 17h00 à 17h45. Alicia tournait les pages. Maëlys lisait à côté. Lady Boulet de Myrtilles est passée vers 17h30. »</w:t>
+        <w:t xml:space="preserve">Sur le piano : « Je jouais de 17h00 à 17h45. Alicia tournait les pages. Maëlys, dans sa robe de tulle vert, lisait à côté. Lady Boulet de Myrtilles est passée vers 17h30. »</w:t>
       </w:r>
       <w:r>
         <w:t xml:space="preserve"/>

--- a/Decoupe/15_Marie.docx
+++ b/Decoupe/15_Marie.docx
@@ -286,6 +286,126 @@
           <w:szCs w:val="24"/>
         </w:rPr>
         <w:t>❧  VOTRE IDENTITÉ  ❧</w:t>
+      </w:r>
+    </w:p>
+    <w:p>
+      <w:pPr>
+        <w:spacing w:before="240" w:after="100"/>
+      </w:pPr>
+      <w:r>
+        <w:rPr>
+          <w:b/>
+          <w:bCs/>
+          <w:color w:val="5D4037"/>
+          <w:sz w:val="24"/>
+          <w:szCs w:val="24"/>
+        </w:rPr>
+        <w:t xml:space="preserve">❧  DEUX QUESTIONS RÉCURRENTES (Chloé peut les poser à tout convive)  ❧</w:t>
+      </w:r>
+    </w:p>
+    <w:p>
+      <w:pPr>
+        <w:spacing w:before="240" w:after="100"/>
+      </w:pPr>
+      <w:r>
+        <w:rPr>
+          <w:b/>
+          <w:bCs/>
+          <w:color w:val="5D4037"/>
+          <w:sz w:val="24"/>
+          <w:szCs w:val="24"/>
+        </w:rPr>
+        <w:t xml:space="preserve">Sur Léa : « Une amie chère. Une lectrice exceptionnelle de ce que j’écris au piano. »</w:t>
+      </w:r>
+    </w:p>
+    <w:p>
+      <w:pPr>
+        <w:spacing w:before="240" w:after="100"/>
+      </w:pPr>
+      <w:r>
+        <w:rPr>
+          <w:b/>
+          <w:bCs/>
+          <w:color w:val="5D4037"/>
+          <w:sz w:val="24"/>
+          <w:szCs w:val="24"/>
+        </w:rPr>
+        <w:t xml:space="preserve">Sur quelque chose d’étrange peu avant sa mort : « Elle m’a regardée plus tendrement que d’habitude après le toast. Comme si elle voulait me dire quelque chose et n’osait pas. »</w:t>
+      </w:r>
+    </w:p>
+    <w:p>
+      <w:pPr>
+        <w:spacing w:before="240" w:after="100"/>
+      </w:pPr>
+      <w:r>
+        <w:rPr>
+          <w:b/>
+          <w:bCs/>
+          <w:color w:val="5D4037"/>
+          <w:sz w:val="24"/>
+          <w:szCs w:val="24"/>
+        </w:rPr>
+        <w:t xml:space="preserve">❧  VOTRE RESSENTI SUR LA JOURNÉE  ❧</w:t>
+      </w:r>
+    </w:p>
+    <w:p>
+      <w:pPr>
+        <w:spacing w:before="240" w:after="100"/>
+      </w:pPr>
+      <w:r>
+        <w:rPr>
+          <w:b/>
+          <w:bCs/>
+          <w:color w:val="5D4037"/>
+          <w:sz w:val="24"/>
+          <w:szCs w:val="24"/>
+        </w:rPr>
+        <w:t xml:space="preserve">« Brisée. Je joue pour ne pas m’effondrer. Si je m’arrête, je tombe. »</w:t>
+      </w:r>
+    </w:p>
+    <w:p>
+      <w:pPr>
+        <w:spacing w:before="240" w:after="100"/>
+      </w:pPr>
+      <w:r>
+        <w:rPr>
+          <w:b/>
+          <w:bCs/>
+          <w:color w:val="5D4037"/>
+          <w:sz w:val="24"/>
+          <w:szCs w:val="24"/>
+        </w:rPr>
+        <w:t xml:space="preserve">❧  SI VOUS NE SAVEZ PAS QUOI RÉPONDRE  ❧</w:t>
+      </w:r>
+    </w:p>
+    <w:p>
+      <w:pPr>
+        <w:spacing w:before="240" w:after="100"/>
+      </w:pPr>
+      <w:r>
+        <w:rPr>
+          <w:b/>
+          <w:bCs/>
+          <w:color w:val="5D4037"/>
+          <w:sz w:val="24"/>
+          <w:szCs w:val="24"/>
+        </w:rPr>
+        <w:t xml:space="preserve">Esquive type : « Pardonnez-moi — je suis trop bouleversée pour brosser un tableau. »</w:t>
+      </w:r>
+    </w:p>
+    <w:p>
+      <w:pPr>
+        <w:spacing w:before="240" w:after="100"/>
+      </w:pPr>
+      <w:r>
+        <w:rPr>
+          <w:b/>
+          <w:bCs/>
+          <w:color w:val="5D4037"/>
+          <w:sz w:val="24"/>
+          <w:szCs w:val="24"/>
+        </w:rPr>
+        <w:t xml:space="preserve">Aucun chantage de Léa (elle vous aimait). Mais sur la liaison avec Léa : NIEZ tant que Chloé n’a pas vu votre paquet de lettres.</w:t>
       </w:r>
     </w:p>
     <w:p>

--- a/Decoupe/15_Marie.docx
+++ b/Decoupe/15_Marie.docx
@@ -119,6 +119,21 @@
           <w:color w:val="6D4C41"/>
         </w:rPr>
         <w:t>« Lady Marie de Riegel, pianiste. Épouse de Louis. Léa était mon amie la plus chère. »</w:t>
+      </w:r>
+    </w:p>
+    <w:p>
+      <w:pPr>
+        <w:spacing w:before="120" w:after="120" w:line="300" w:lineRule="auto"/>
+        <w:ind w:left="360" w:right="360"/>
+        <w:jc w:val="both"/>
+      </w:pPr>
+      <w:r>
+        <w:rPr>
+          <w:i/>
+          <w:iCs/>
+          <w:color w:val="6D4C41"/>
+        </w:rPr>
+        <w:t xml:space="preserve">👗 Votre allure. Longue robe de mousseline rose poudré, taille basse années folles, châle de soie ivoire sur les épaules, broche-camée au col, mains gantées de dentelle blanche — la grâce d'une pianiste qui se cache derrière son piano.</w:t>
       </w:r>
     </w:p>
     <w:p>

--- a/Decoupe/15_Marie.docx
+++ b/Decoupe/15_Marie.docx
@@ -119,21 +119,6 @@
           <w:color w:val="6D4C41"/>
         </w:rPr>
         <w:t>« Lady Marie de Riegel, pianiste. Épouse de Louis. Léa était mon amie la plus chère. »</w:t>
-      </w:r>
-    </w:p>
-    <w:p>
-      <w:pPr>
-        <w:spacing w:before="120" w:after="120" w:line="300" w:lineRule="auto"/>
-        <w:ind w:left="360" w:right="360"/>
-        <w:jc w:val="both"/>
-      </w:pPr>
-      <w:r>
-        <w:rPr>
-          <w:i/>
-          <w:iCs/>
-          <w:color w:val="6D4C41"/>
-        </w:rPr>
-        <w:t xml:space="preserve">👗 Votre allure. Longue robe de mousseline rose poudré, taille basse années folles, châle de soie ivoire sur les épaules, broche-camée au col, mains gantées de dentelle blanche — la grâce d'une pianiste qui se cache derrière son piano.</w:t>
       </w:r>
     </w:p>
     <w:p>

--- a/Decoupe/15_Marie.docx
+++ b/Decoupe/15_Marie.docx
@@ -482,6 +482,396 @@
       </w:r>
       <w:r>
         <w:t xml:space="preserve"> Mais vous étiez au piano, en plein passage difficile : vous n’avez pas pu bouger. Pendant la cohue à 18h00, vous avez brièvement songé à filer au tiroir du buffet — mais Alicia y était déjà. Vous n’avez rien tenté.</w:t>
+      </w:r>
+    </w:p>
+    <w:p>
+      <w:pPr>
+        <w:spacing w:before="60" w:after="60" w:line="300" w:lineRule="auto"/>
+        <w:jc w:val="both"/>
+      </w:pPr>
+      <w:r>
+        <w:rPr>
+          <w:b/>
+          <w:bCs/>
+        </w:rPr>
+        <w:t xml:space="preserve">❧  POUR ENRICHIR VOS RÉPONSES — petit monde, opinions, voix intérieure  ❧</w:t>
+      </w:r>
+      <w:r>
+        <w:t xml:space="preserve"/>
+      </w:r>
+      <w:r>
+        <w:rPr>
+          <w:b/>
+          <w:bCs/>
+        </w:rPr>
+        <w:t/>
+      </w:r>
+      <w:r>
+        <w:t xml:space="preserve"/>
+      </w:r>
+    </w:p>
+    <w:p>
+      <w:pPr>
+        <w:spacing w:before="60" w:after="60" w:line="300" w:lineRule="auto"/>
+        <w:jc w:val="both"/>
+      </w:pPr>
+      <w:r>
+        <w:rPr>
+          <w:b/>
+          <w:bCs/>
+        </w:rPr>
+        <w:t xml:space="preserve">(Guidelines pour les questions banales — ce sont des points de départ, adaptez à votre style.)</w:t>
+      </w:r>
+      <w:r>
+        <w:t xml:space="preserve"/>
+      </w:r>
+      <w:r>
+        <w:rPr>
+          <w:b/>
+          <w:bCs/>
+        </w:rPr>
+        <w:t/>
+      </w:r>
+      <w:r>
+        <w:t xml:space="preserve"/>
+      </w:r>
+    </w:p>
+    <w:p>
+      <w:pPr>
+        <w:spacing w:before="60" w:after="60" w:line="300" w:lineRule="auto"/>
+        <w:jc w:val="both"/>
+      </w:pPr>
+      <w:r>
+        <w:rPr>
+          <w:b/>
+          <w:bCs/>
+        </w:rPr>
+        <w:t xml:space="preserve">Votre vie quotidienne : Pianiste, compose et joue chez les Bechstein, donne quelques concerts privés. Hôtel partagé avec Louis rue de Provence ; Bechstein toujours accordé.</w:t>
+      </w:r>
+      <w:r>
+        <w:t xml:space="preserve"/>
+      </w:r>
+      <w:r>
+        <w:rPr>
+          <w:b/>
+          <w:bCs/>
+        </w:rPr>
+        <w:t/>
+      </w:r>
+      <w:r>
+        <w:t xml:space="preserve"/>
+      </w:r>
+    </w:p>
+    <w:p>
+      <w:pPr>
+        <w:spacing w:before="60" w:after="60" w:line="300" w:lineRule="auto"/>
+        <w:jc w:val="both"/>
+      </w:pPr>
+      <w:r>
+        <w:rPr>
+          <w:b/>
+          <w:bCs/>
+        </w:rPr>
+        <w:t xml:space="preserve">Vos goûts (à servir si la conversation est culture/loisirs) : Chopin et Fauré, voyages au Conservatoire de Vienne, jardinage discret.</w:t>
+      </w:r>
+      <w:r>
+        <w:t xml:space="preserve"/>
+      </w:r>
+      <w:r>
+        <w:rPr>
+          <w:b/>
+          <w:bCs/>
+        </w:rPr>
+        <w:t/>
+      </w:r>
+      <w:r>
+        <w:t xml:space="preserve"/>
+      </w:r>
+    </w:p>
+    <w:p>
+      <w:pPr>
+        <w:spacing w:before="60" w:after="60" w:line="300" w:lineRule="auto"/>
+        <w:jc w:val="both"/>
+      </w:pPr>
+      <w:r>
+        <w:rPr>
+          <w:b/>
+          <w:bCs/>
+        </w:rPr>
+        <w:t xml:space="preserve">❧  OPINIONS COURTES sur d'autres convives (à servir si on en parle)  ❧</w:t>
+      </w:r>
+      <w:r>
+        <w:t xml:space="preserve"/>
+      </w:r>
+      <w:r>
+        <w:rPr>
+          <w:b/>
+          <w:bCs/>
+        </w:rPr>
+        <w:t/>
+      </w:r>
+      <w:r>
+        <w:t xml:space="preserve"/>
+      </w:r>
+    </w:p>
+    <w:p>
+      <w:pPr>
+        <w:spacing w:before="60" w:after="60" w:line="300" w:lineRule="auto"/>
+        <w:jc w:val="both"/>
+      </w:pPr>
+      <w:r>
+        <w:rPr>
+          <w:b/>
+          <w:bCs/>
+        </w:rPr>
+        <w:t xml:space="preserve">• Sur Lord Louis-Marc (votre époux) : « Mon mari. Il est ailleurs depuis des mois — je n'insiste pas. »</w:t>
+      </w:r>
+      <w:r>
+        <w:t xml:space="preserve"/>
+      </w:r>
+      <w:r>
+        <w:rPr>
+          <w:b/>
+          <w:bCs/>
+        </w:rPr>
+        <w:t/>
+      </w:r>
+      <w:r>
+        <w:t xml:space="preserve"/>
+      </w:r>
+    </w:p>
+    <w:p>
+      <w:pPr>
+        <w:spacing w:before="60" w:after="60" w:line="300" w:lineRule="auto"/>
+        <w:jc w:val="both"/>
+      </w:pPr>
+      <w:r>
+        <w:rPr>
+          <w:b/>
+          <w:bCs/>
+        </w:rPr>
+        <w:t xml:space="preserve">• Sur Lady Léa : « Mon amie la plus chère. C'est tout ce que je peux dire sans pleurer. »</w:t>
+      </w:r>
+      <w:r>
+        <w:t xml:space="preserve"/>
+      </w:r>
+      <w:r>
+        <w:rPr>
+          <w:b/>
+          <w:bCs/>
+        </w:rPr>
+        <w:t/>
+      </w:r>
+      <w:r>
+        <w:t xml:space="preserve"/>
+      </w:r>
+    </w:p>
+    <w:p>
+      <w:pPr>
+        <w:spacing w:before="60" w:after="60" w:line="300" w:lineRule="auto"/>
+        <w:jc w:val="both"/>
+      </w:pPr>
+      <w:r>
+        <w:rPr>
+          <w:b/>
+          <w:bCs/>
+        </w:rPr>
+        <w:t xml:space="preserve">• Sur Lady Amandinette : « Elle me regardait Léa d'une drôle de façon. Je n'ai jamais su pourquoi. »</w:t>
+      </w:r>
+      <w:r>
+        <w:t xml:space="preserve"/>
+      </w:r>
+      <w:r>
+        <w:rPr>
+          <w:b/>
+          <w:bCs/>
+        </w:rPr>
+        <w:t/>
+      </w:r>
+      <w:r>
+        <w:t xml:space="preserve"/>
+      </w:r>
+    </w:p>
+    <w:p>
+      <w:pPr>
+        <w:spacing w:before="60" w:after="60" w:line="300" w:lineRule="auto"/>
+        <w:jc w:val="both"/>
+      </w:pPr>
+      <w:r>
+        <w:rPr>
+          <w:b/>
+          <w:bCs/>
+        </w:rPr>
+        <w:t xml:space="preserve">• Sur Mademoiselle Alicia : « Une oreille fidèle au piano. Loyale — je crois. »</w:t>
+      </w:r>
+      <w:r>
+        <w:t xml:space="preserve"/>
+      </w:r>
+      <w:r>
+        <w:rPr>
+          <w:b/>
+          <w:bCs/>
+        </w:rPr>
+        <w:t/>
+      </w:r>
+      <w:r>
+        <w:t xml:space="preserve"/>
+      </w:r>
+    </w:p>
+    <w:p>
+      <w:pPr>
+        <w:spacing w:before="60" w:after="60" w:line="300" w:lineRule="auto"/>
+        <w:jc w:val="both"/>
+      </w:pPr>
+      <w:r>
+        <w:rPr>
+          <w:b/>
+          <w:bCs/>
+        </w:rPr>
+        <w:t xml:space="preserve">❧  PHRASES TOUTES-PRÊTES (pour ne jamais être à court)  ❧</w:t>
+      </w:r>
+      <w:r>
+        <w:t xml:space="preserve"/>
+      </w:r>
+      <w:r>
+        <w:rPr>
+          <w:b/>
+          <w:bCs/>
+        </w:rPr>
+        <w:t/>
+      </w:r>
+      <w:r>
+        <w:t xml:space="preserve"/>
+      </w:r>
+    </w:p>
+    <w:p>
+      <w:pPr>
+        <w:spacing w:before="60" w:after="60" w:line="300" w:lineRule="auto"/>
+        <w:jc w:val="both"/>
+      </w:pPr>
+      <w:r>
+        <w:rPr>
+          <w:b/>
+          <w:bCs/>
+        </w:rPr>
+        <w:t xml:space="preserve">— « Excusez-moi — la musique est un refuge, je vais y retourner un instant. »</w:t>
+      </w:r>
+      <w:r>
+        <w:t xml:space="preserve"/>
+      </w:r>
+      <w:r>
+        <w:rPr>
+          <w:b/>
+          <w:bCs/>
+        </w:rPr>
+        <w:t/>
+      </w:r>
+      <w:r>
+        <w:t xml:space="preserve"/>
+      </w:r>
+    </w:p>
+    <w:p>
+      <w:pPr>
+        <w:spacing w:before="60" w:after="60" w:line="300" w:lineRule="auto"/>
+        <w:jc w:val="both"/>
+      </w:pPr>
+      <w:r>
+        <w:rPr>
+          <w:b/>
+          <w:bCs/>
+        </w:rPr>
+        <w:t xml:space="preserve">— « Cette pièce a une acoustique exquise pour le piano. »</w:t>
+      </w:r>
+      <w:r>
+        <w:t xml:space="preserve"/>
+      </w:r>
+      <w:r>
+        <w:rPr>
+          <w:b/>
+          <w:bCs/>
+        </w:rPr>
+        <w:t/>
+      </w:r>
+      <w:r>
+        <w:t xml:space="preserve"/>
+      </w:r>
+    </w:p>
+    <w:p>
+      <w:pPr>
+        <w:spacing w:before="60" w:after="60" w:line="300" w:lineRule="auto"/>
+        <w:jc w:val="both"/>
+      </w:pPr>
+      <w:r>
+        <w:rPr>
+          <w:b/>
+          <w:bCs/>
+        </w:rPr>
+        <w:t xml:space="preserve">❧  VOTRE VOIX INTÉRIEURE (à ne PAS dire — mais à laisser influencer votre ton)  ❧</w:t>
+      </w:r>
+      <w:r>
+        <w:t xml:space="preserve"/>
+      </w:r>
+      <w:r>
+        <w:rPr>
+          <w:b/>
+          <w:bCs/>
+        </w:rPr>
+        <w:t/>
+      </w:r>
+      <w:r>
+        <w:t xml:space="preserve"/>
+      </w:r>
+    </w:p>
+    <w:p>
+      <w:pPr>
+        <w:spacing w:before="60" w:after="60" w:line="300" w:lineRule="auto"/>
+        <w:jc w:val="both"/>
+      </w:pPr>
+      <w:r>
+        <w:rPr>
+          <w:b/>
+          <w:bCs/>
+        </w:rPr>
+        <w:t xml:space="preserve">• Une douleur sourde : « Léa est morte. Léa est morte. Léa est morte. »</w:t>
+      </w:r>
+      <w:r>
+        <w:t xml:space="preserve"/>
+      </w:r>
+      <w:r>
+        <w:rPr>
+          <w:b/>
+          <w:bCs/>
+        </w:rPr>
+        <w:t/>
+      </w:r>
+      <w:r>
+        <w:t xml:space="preserve"/>
+      </w:r>
+    </w:p>
+    <w:p>
+      <w:pPr>
+        <w:spacing w:before="60" w:after="60" w:line="300" w:lineRule="auto"/>
+        <w:jc w:val="both"/>
+      </w:pPr>
+      <w:r>
+        <w:rPr>
+          <w:b/>
+          <w:bCs/>
+        </w:rPr>
+        <w:t xml:space="preserve">• Peur muette : « Si Louis trouve mes lettres dans l'atelier — »</w:t>
+      </w:r>
+      <w:r>
+        <w:t xml:space="preserve"/>
+      </w:r>
+      <w:r>
+        <w:rPr>
+          <w:b/>
+          <w:bCs/>
+        </w:rPr>
+        <w:t/>
+      </w:r>
+      <w:r>
+        <w:t xml:space="preserve"/>
       </w:r>
     </w:p>
     <w:p>
